--- a/docs/MyHR_User_Guide.docx
+++ b/docs/MyHR_User_Guide.docx
@@ -187,7 +187,7 @@
           </w:tcPr>
           <w:p>
             <w:r>
-              <w:t>17 May 2026</w:t>
+              <w:t>21 May 2026</w:t>
             </w:r>
           </w:p>
         </w:tc>
@@ -663,6 +663,14 @@
     </w:p>
     <w:p>
       <w:pPr>
+        <w:pStyle w:val="ListBullet"/>
+      </w:pPr>
+      <w:r>
+        <w:t>The demo database includes an Other Employees Head reporting to the CEO, plus janitor, cleaner, window cleaner, security guard, and painter examples.</w:t>
+      </w:r>
+    </w:p>
+    <w:p>
+      <w:pPr>
         <w:pStyle w:val="Heading2"/>
       </w:pPr>
       <w:r>
@@ -674,7 +682,7 @@
         <w:pStyle w:val="ListBullet"/>
       </w:pPr>
       <w:r>
-        <w:t>Use search and filters on the employee list.</w:t>
+        <w:t>Use search, filters, and Previous/Next pagination on the employee list. Search supports name, employee ID, position, and email.</w:t>
       </w:r>
     </w:p>
     <w:p>
@@ -1188,6 +1196,14 @@
     </w:p>
     <w:p>
       <w:pPr>
+        <w:pStyle w:val="ListBullet"/>
+      </w:pPr>
+      <w:r>
+        <w:t>The Promotion History tab is paginated so long-running organizations can review history without loading every row into the table at once.</w:t>
+      </w:r>
+    </w:p>
+    <w:p>
+      <w:pPr>
         <w:jc w:val="center"/>
       </w:pPr>
       <w:r>
@@ -1436,6 +1452,46 @@
           <w:color w:val="6B7280"/>
         </w:rPr>
         <w:t>[Screenshot placeholder: User Management tab and Audit Log]</w:t>
+      </w:r>
+    </w:p>
+    <w:p>
+      <w:pPr>
+        <w:pStyle w:val="Heading1"/>
+      </w:pPr>
+      <w:r>
+        <w:t>11. Working With Larger Data Sets</w:t>
+      </w:r>
+    </w:p>
+    <w:p>
+      <w:pPr>
+        <w:pStyle w:val="ListBullet"/>
+      </w:pPr>
+      <w:r>
+        <w:t>Employee lists are paginated. Use Previous and Next instead of expecting every employee to appear on one long page.</w:t>
+      </w:r>
+    </w:p>
+    <w:p>
+      <w:pPr>
+        <w:pStyle w:val="ListBullet"/>
+      </w:pPr>
+      <w:r>
+        <w:t>Promotion History is also paginated because annual increments and promotions can create many records over time.</w:t>
+      </w:r>
+    </w:p>
+    <w:p>
+      <w:pPr>
+        <w:pStyle w:val="ListBullet"/>
+      </w:pPr>
+      <w:r>
+        <w:t>Dashboard and promotion eligibility are calculated live from the database using optimized list queries.</w:t>
+      </w:r>
+    </w:p>
+    <w:p>
+      <w:pPr>
+        <w:pStyle w:val="ListBullet"/>
+      </w:pPr>
+      <w:r>
+        <w:t>If the application feels slow, check whether a very large export, import, or backup is running at the same time.</w:t>
       </w:r>
     </w:p>
     <w:sectPr>
